--- a/public/plantillas-contrato/BosquesOficinaPrivadaMoral.docx
+++ b/public/plantillas-contrato/BosquesOficinaPrivadaMoral.docx
@@ -1626,7 +1626,7 @@
           <w:highlight w:val="yellow"/>
           <w:rtl w:val="0"/>
         </w:rPr>
-        <w:t xml:space="preserve">COLOCAR RFC</w:t>
+        <w:t xml:space="preserve">{{RFC}}</w:t>
       </w:r>
       <w:r>
         <w:rPr>
@@ -2654,7 +2654,7 @@
           <w:highlight w:val="yellow"/>
           <w:rtl w:val="0"/>
         </w:rPr>
-        <w:t xml:space="preserve">“Oficina 0”</w:t>
+        <w:t xml:space="preserve">“Oficina {{NUMERO_ESPACIO}}”</w:t>
       </w:r>
       <w:r>
         <w:rPr>
@@ -3346,7 +3346,7 @@
           <w:highlight w:val="yellow"/>
           <w:rtl w:val="0"/>
         </w:rPr>
-        <w:t xml:space="preserve">“Oficina 0”</w:t>
+        <w:t xml:space="preserve">“Oficina {{NUMERO_ESPACIO}}”</w:t>
       </w:r>
       <w:r>
         <w:rPr>
@@ -3450,7 +3450,7 @@
           <w:highlight w:val="yellow"/>
           <w:rtl w:val="0"/>
         </w:rPr>
-        <w:t xml:space="preserve">Oficina 0</w:t>
+        <w:t xml:space="preserve">Oficina {{NUMERO_ESPACIO}}</w:t>
       </w:r>
       <w:r>
         <w:rPr>

--- a/public/plantillas-contrato/BosquesOficinaPrivadaMoral.docx
+++ b/public/plantillas-contrato/BosquesOficinaPrivadaMoral.docx
@@ -3731,26 +3731,9 @@
           <w:bCs w:val="1"/>
           <w:sz w:val="22"/>
           <w:szCs w:val="22"/>
-          <w:highlight w:val="yellow"/>
-          <w:rtl w:val="0"/>
-        </w:rPr>
-        <w:t xml:space="preserve">0</w:t>
-      </w:r>
-      <w:r>
-        <w:rPr>
-          <w:sz w:val="22"/>
-          <w:szCs w:val="22"/>
-          <w:rtl w:val="0"/>
-        </w:rPr>
-        <w:t xml:space="preserve"> </w:t>
-      </w:r>
-      <w:r>
-        <w:rPr>
-          <w:sz w:val="22"/>
-          <w:szCs w:val="22"/>
-          <w:rtl w:val="0"/>
-        </w:rPr>
-        <w:t xml:space="preserve">hrs al mes)</w:t>
+          <w:rtl w:val="0"/>
+        </w:rPr>
+        <w:t xml:space="preserve">{{HORAS_SALA_JUNTAS}} hrs al mes)</w:t>
       </w:r>
       <w:r>
         <w:rPr>

--- a/public/plantillas-contrato/BosquesOficinaPrivadaMoral.docx
+++ b/public/plantillas-contrato/BosquesOficinaPrivadaMoral.docx
@@ -484,33 +484,9 @@
           <w:color w:val="000000"/>
           <w:sz w:val="22"/>
           <w:szCs w:val="22"/>
-          <w:highlight w:val="yellow"/>
-          <w:rtl w:val="0"/>
-        </w:rPr>
-        <w:t xml:space="preserve">“Oficina </w:t>
-      </w:r>
-      <w:r>
-        <w:rPr>
-          <w:b w:val="1"/>
-          <w:bCs w:val="1"/>
-          <w:sz w:val="22"/>
-          <w:szCs w:val="22"/>
-          <w:highlight w:val="yellow"/>
-          <w:rtl w:val="0"/>
-        </w:rPr>
-        <w:t xml:space="preserve">1</w:t>
-      </w:r>
-      <w:r>
-        <w:rPr>
-          <w:b w:val="1"/>
-          <w:bCs w:val="1"/>
-          <w:color w:val="000000"/>
-          <w:sz w:val="22"/>
-          <w:szCs w:val="22"/>
-          <w:highlight w:val="yellow"/>
-          <w:rtl w:val="0"/>
-        </w:rPr>
-        <w:t xml:space="preserve">”</w:t>
+          <w:rtl w:val="0"/>
+        </w:rPr>
+        <w:t xml:space="preserve">“Oficina {{NUMERO_ESPACIO}}”</w:t>
       </w:r>
       <w:r>
         <w:rPr>
@@ -640,33 +616,9 @@
           <w:color w:val="000000"/>
           <w:sz w:val="22"/>
           <w:szCs w:val="22"/>
-          <w:highlight w:val="yellow"/>
-          <w:rtl w:val="0"/>
-        </w:rPr>
-        <w:t xml:space="preserve">“Oficina </w:t>
-      </w:r>
-      <w:r>
-        <w:rPr>
-          <w:b w:val="1"/>
-          <w:bCs w:val="1"/>
-          <w:sz w:val="22"/>
-          <w:szCs w:val="22"/>
-          <w:highlight w:val="yellow"/>
-          <w:rtl w:val="0"/>
-        </w:rPr>
-        <w:t xml:space="preserve">1</w:t>
-      </w:r>
-      <w:r>
-        <w:rPr>
-          <w:b w:val="1"/>
-          <w:bCs w:val="1"/>
-          <w:color w:val="000000"/>
-          <w:sz w:val="22"/>
-          <w:szCs w:val="22"/>
-          <w:highlight w:val="yellow"/>
-          <w:rtl w:val="0"/>
-        </w:rPr>
-        <w:t xml:space="preserve">”</w:t>
+          <w:rtl w:val="0"/>
+        </w:rPr>
+        <w:t xml:space="preserve">“Oficina {{NUMERO_ESPACIO}}”</w:t>
       </w:r>
       <w:r>
         <w:rPr>

--- a/public/plantillas-contrato/BosquesOficinaPrivadaMoral.docx
+++ b/public/plantillas-contrato/BosquesOficinaPrivadaMoral.docx
@@ -537,7 +537,7 @@
           <w:highlight w:val="yellow"/>
           <w:rtl w:val="0"/>
         </w:rPr>
-        <w:t xml:space="preserve">1</w:t>
+        <w:t xml:space="preserve">{{NUMERO_ESPACIO}}</w:t>
       </w:r>
       <w:r>
         <w:rPr>
